--- a/הַסֵּפֶר/הַתּוֹרָה/01 בראשית/29 בראשית כט.docx
+++ b/הַסֵּפֶר/הַתּוֹרָה/01 בראשית/29 בראשית כט.docx
@@ -41,7 +41,7 @@
           <w:pgNumType w:start="1"/>
         </w:sectPr>
       </w:pPr>
-      <w:bookmarkStart w:colFirst="0" w:colLast="0" w:name="_898m27enzak5" w:id="0"/>
+      <w:bookmarkStart w:colFirst="0" w:colLast="0" w:name="_7kuz71iu1w06" w:id="0"/>
       <w:bookmarkEnd w:id="0"/>
       <w:r>
         <w:rPr>

--- a/הַסֵּפֶר/הַתּוֹרָה/01 בראשית/29 בראשית כט.docx
+++ b/הַסֵּפֶר/הַתּוֹרָה/01 בראשית/29 בראשית כט.docx
@@ -41,7 +41,7 @@
           <w:pgNumType w:start="1"/>
         </w:sectPr>
       </w:pPr>
-      <w:bookmarkStart w:colFirst="0" w:colLast="0" w:name="_7kuz71iu1w06" w:id="0"/>
+      <w:bookmarkStart w:colFirst="0" w:colLast="0" w:name="_zexa4sh3435c" w:id="0"/>
       <w:bookmarkEnd w:id="0"/>
       <w:r>
         <w:rPr>

--- a/הַסֵּפֶר/הַתּוֹרָה/01 בראשית/29 בראשית כט.docx
+++ b/הַסֵּפֶר/הַתּוֹרָה/01 בראשית/29 בראשית כט.docx
@@ -41,7 +41,7 @@
           <w:pgNumType w:start="1"/>
         </w:sectPr>
       </w:pPr>
-      <w:bookmarkStart w:colFirst="0" w:colLast="0" w:name="_zexa4sh3435c" w:id="0"/>
+      <w:bookmarkStart w:colFirst="0" w:colLast="0" w:name="_r7z9y32tdot" w:id="0"/>
       <w:bookmarkEnd w:id="0"/>
       <w:r>
         <w:rPr>
